--- a/описание классов ооп.docx
+++ b/описание классов ооп.docx
@@ -170,21 +170,10 @@
     <w:p>
       <w:pPr>
         <w:shd w:val="clear" w:color="auto" w:fill="FFFFFF" w:themeFill="background1"/>
-      </w:pPr>
-    </w:p>
-    <w:p>
-      <w:pPr>
-        <w:shd w:val="clear" w:color="auto" w:fill="FFFFFF" w:themeFill="background1"/>
         <w:rPr>
           <w:color w:val="FF0000"/>
         </w:rPr>
       </w:pPr>
-      <w:r>
-        <w:rPr>
-          <w:color w:val="FF0000"/>
-        </w:rPr>
-        <w:t xml:space="preserve">Данные </w:t>
-      </w:r>
     </w:p>
     <w:p>
       <w:pPr>
@@ -237,10 +226,7 @@
         <w:t> (вектор весов)</w:t>
       </w:r>
       <w:r>
-        <w:t xml:space="preserve">. </w:t>
-      </w:r>
-      <w:r>
-        <w:t>Вектор (массив) чисел с плавающей точкой. Количество весов равно количеству входов, приходящих в этот нейрон.</w:t>
+        <w:t>. Вектор (массив) чисел с плавающей точкой. Количество весов равно количеству входов, приходящих в этот нейрон.</w:t>
       </w:r>
     </w:p>
     <w:p>
@@ -280,10 +266,7 @@
       </w:r>
       <w:proofErr w:type="spellEnd"/>
       <w:r>
-        <w:t xml:space="preserve">. </w:t>
-      </w:r>
-      <w:r>
-        <w:t>Хранит результат, полученный после применения функции активации на последнем прямом проходе (</w:t>
+        <w:t>. Хранит результат, полученный после применения функции активации на последнем прямом проходе (</w:t>
       </w:r>
       <w:proofErr w:type="spellStart"/>
       <w:r>
@@ -322,10 +305,7 @@
         <w:t> (ошибка).</w:t>
       </w:r>
       <w:r>
-        <w:t xml:space="preserve"> </w:t>
-      </w:r>
-      <w:r>
-        <w:t>Хранит значение ошибки, которое было передано этому конкретному нейрону на обратном проходе. Показывает, насколько сильно нужно изменить веса нейрона, чтобы уменьшить общую ошибку сети.</w:t>
+        <w:t xml:space="preserve"> Хранит значение ошибки, которое было передано этому конкретному нейрону на обратном проходе. Показывает, насколько сильно нужно изменить веса нейрона, чтобы уменьшить общую ошибку сети.</w:t>
       </w:r>
     </w:p>
     <w:p>
@@ -468,19 +448,22 @@
         <w:ind w:left="1440"/>
       </w:pPr>
       <w:r>
+        <w:t>п</w:t>
+      </w:r>
+      <w:r>
+        <w:t>ринимает значение ошибки с последующего слоя (или с функции потерь). Используя сохраненный </w:t>
+      </w:r>
+      <w:proofErr w:type="spellStart"/>
+      <w:r>
+        <w:t>output</w:t>
+      </w:r>
+      <w:proofErr w:type="spellEnd"/>
+      <w:r>
+        <w:t xml:space="preserve"> и производную своей функции </w:t>
+      </w:r>
+      <w:r>
         <w:lastRenderedPageBreak/>
-        <w:t>п</w:t>
-      </w:r>
-      <w:r>
-        <w:t>ринимает значение ошибки с последующего слоя (или с функции потерь). Используя сохраненный </w:t>
-      </w:r>
-      <w:proofErr w:type="spellStart"/>
-      <w:r>
-        <w:t>output</w:t>
-      </w:r>
-      <w:proofErr w:type="spellEnd"/>
-      <w:r>
-        <w:t> и производную своей функции активации, вычисляет </w:t>
+        <w:t>активации, вычисляет </w:t>
       </w:r>
       <w:proofErr w:type="spellStart"/>
       <w:r>
@@ -540,10 +523,7 @@
         <w:t>eurons</w:t>
       </w:r>
       <w:r>
-        <w:t xml:space="preserve">. </w:t>
-      </w:r>
-      <w:r>
-        <w:t>Массив экземпляров класса </w:t>
+        <w:t>. Массив экземпляров класса </w:t>
       </w:r>
       <w:proofErr w:type="spellStart"/>
       <w:r>
@@ -572,10 +552,7 @@
       </w:r>
       <w:proofErr w:type="spellEnd"/>
       <w:r>
-        <w:t xml:space="preserve">. </w:t>
-      </w:r>
-      <w:r>
-        <w:t>Хранит входной вектор, который был подан на слой во время последнего прямого прохода. Нужен для корректного расчета градиентов на предыдущем слое во время обратного прохода.</w:t>
+        <w:t>. Хранит входной вектор, который был подан на слой во время последнего прямого прохода. Нужен для корректного расчета градиентов на предыдущем слое во время обратного прохода.</w:t>
       </w:r>
     </w:p>
     <w:p>
@@ -599,10 +576,7 @@
         <w:t>.</w:t>
       </w:r>
       <w:r>
-        <w:t xml:space="preserve"> </w:t>
-      </w:r>
-      <w:r>
-        <w:t>Хранит выходной вектор, полученный после обработки входных данных всеми нейронами слоя. По сути, собирает результаты </w:t>
+        <w:t xml:space="preserve"> Хранит выходной вектор, полученный после обработки входных данных всеми нейронами слоя. По сути, собирает результаты </w:t>
       </w:r>
       <w:proofErr w:type="spellStart"/>
       <w:r>
@@ -743,7 +717,6 @@
         </w:rPr>
         <w:t xml:space="preserve"> </w:t>
       </w:r>
-      <w:proofErr w:type="gramStart"/>
       <w:r>
         <w:rPr>
           <w:rFonts w:asciiTheme="minorHAnsi" w:hAnsiTheme="minorHAnsi" w:cs="Segoe UI"/>
@@ -757,15 +730,7 @@
           <w:rFonts w:asciiTheme="minorHAnsi" w:hAnsiTheme="minorHAnsi" w:cs="Segoe UI"/>
           <w:color w:val="0F1115"/>
         </w:rPr>
-        <w:t>(</w:t>
-      </w:r>
-      <w:proofErr w:type="gramEnd"/>
-      <w:r>
-        <w:rPr>
-          <w:rFonts w:asciiTheme="minorHAnsi" w:hAnsiTheme="minorHAnsi" w:cs="Segoe UI"/>
-          <w:color w:val="0F1115"/>
-        </w:rPr>
-        <w:t>)</w:t>
+        <w:t>()</w:t>
       </w:r>
       <w:r>
         <w:rPr>
@@ -827,7 +792,6 @@
         </w:rPr>
         <w:t xml:space="preserve"> </w:t>
       </w:r>
-      <w:proofErr w:type="gramStart"/>
       <w:r>
         <w:rPr>
           <w:rFonts w:asciiTheme="minorHAnsi" w:hAnsiTheme="minorHAnsi" w:cs="Segoe UI"/>
@@ -841,15 +805,7 @@
           <w:rFonts w:asciiTheme="minorHAnsi" w:hAnsiTheme="minorHAnsi" w:cs="Segoe UI"/>
           <w:color w:val="0F1115"/>
         </w:rPr>
-        <w:t>(</w:t>
-      </w:r>
-      <w:proofErr w:type="gramEnd"/>
-      <w:r>
-        <w:rPr>
-          <w:rFonts w:asciiTheme="minorHAnsi" w:hAnsiTheme="minorHAnsi" w:cs="Segoe UI"/>
-          <w:color w:val="0F1115"/>
-        </w:rPr>
-        <w:t xml:space="preserve">) </w:t>
+        <w:t xml:space="preserve">() </w:t>
       </w:r>
       <w:r>
         <w:rPr>
@@ -982,7 +938,6 @@
         <w:t xml:space="preserve"> </w:t>
       </w:r>
       <w:proofErr w:type="spellStart"/>
-      <w:proofErr w:type="gramStart"/>
       <w:r>
         <w:rPr>
           <w:rFonts w:asciiTheme="minorHAnsi" w:hAnsiTheme="minorHAnsi" w:cs="Segoe UI"/>
@@ -997,15 +952,7 @@
           <w:rFonts w:asciiTheme="minorHAnsi" w:hAnsiTheme="minorHAnsi" w:cs="Segoe UI"/>
           <w:color w:val="0F1115"/>
         </w:rPr>
-        <w:t>(</w:t>
-      </w:r>
-      <w:proofErr w:type="gramEnd"/>
-      <w:r>
-        <w:rPr>
-          <w:rFonts w:asciiTheme="minorHAnsi" w:hAnsiTheme="minorHAnsi" w:cs="Segoe UI"/>
-          <w:color w:val="0F1115"/>
-        </w:rPr>
-        <w:t xml:space="preserve">) </w:t>
+        <w:t xml:space="preserve">() </w:t>
       </w:r>
       <w:r>
         <w:rPr>
@@ -1044,7 +991,6 @@
         <w:t xml:space="preserve"> </w:t>
       </w:r>
       <w:proofErr w:type="spellStart"/>
-      <w:proofErr w:type="gramStart"/>
       <w:r>
         <w:rPr>
           <w:rFonts w:asciiTheme="minorHAnsi" w:hAnsiTheme="minorHAnsi" w:cs="Segoe UI"/>
@@ -1061,7 +1007,6 @@
         </w:rPr>
         <w:t>(</w:t>
       </w:r>
-      <w:proofErr w:type="gramEnd"/>
       <w:r>
         <w:rPr>
           <w:rFonts w:asciiTheme="minorHAnsi" w:hAnsiTheme="minorHAnsi" w:cs="Segoe UI"/>
@@ -1195,7 +1140,6 @@
         <w:shd w:val="clear" w:color="auto" w:fill="FFFFFF" w:themeFill="background1"/>
       </w:pPr>
       <w:r>
-        <w:lastRenderedPageBreak/>
         <w:t>Свойства</w:t>
       </w:r>
       <w:r>
@@ -1218,6 +1162,7 @@
         <w:rPr>
           <w:lang w:val="en-US"/>
         </w:rPr>
+        <w:lastRenderedPageBreak/>
         <w:t>L</w:t>
       </w:r>
       <w:r>
@@ -1227,16 +1172,7 @@
         <w:t>ayers</w:t>
       </w:r>
       <w:r>
-        <w:t xml:space="preserve">. </w:t>
-      </w:r>
-      <w:r>
-        <w:t>Упорядоченный массив</w:t>
-      </w:r>
-      <w:r>
-        <w:t xml:space="preserve"> </w:t>
-      </w:r>
-      <w:r>
-        <w:t xml:space="preserve">объектов класса Layer. </w:t>
+        <w:t xml:space="preserve">. Упорядоченный массив объектов класса Layer. </w:t>
       </w:r>
     </w:p>
     <w:p>
@@ -1257,10 +1193,7 @@
       </w:r>
       <w:proofErr w:type="spellEnd"/>
       <w:r>
-        <w:t xml:space="preserve">. </w:t>
-      </w:r>
-      <w:r>
-        <w:t>Ссылка на объект класса </w:t>
+        <w:t>. Ссылка на объект класса </w:t>
       </w:r>
       <w:proofErr w:type="spellStart"/>
       <w:r>
@@ -1403,15 +1336,7 @@
       </w:r>
       <w:proofErr w:type="spellEnd"/>
       <w:r>
-        <w:t>)</w:t>
-      </w:r>
-      <w:proofErr w:type="gramStart"/>
-      <w:r>
-        <w:t>: Выполняет</w:t>
-      </w:r>
-      <w:proofErr w:type="gramEnd"/>
-      <w:r>
-        <w:t xml:space="preserve"> прямой проход.</w:t>
+        <w:t>): Выполняет прямой проход.</w:t>
       </w:r>
     </w:p>
     <w:p>
@@ -1448,17 +1373,12 @@
         <w:t>Передает их в метод </w:t>
       </w:r>
       <w:proofErr w:type="spellStart"/>
-      <w:proofErr w:type="gramStart"/>
       <w:r>
         <w:t>forward</w:t>
       </w:r>
       <w:proofErr w:type="spellEnd"/>
       <w:r>
-        <w:t>(</w:t>
-      </w:r>
-      <w:proofErr w:type="gramEnd"/>
-      <w:r>
-        <w:t>) первого слоя.</w:t>
+        <w:t>() первого слоя.</w:t>
       </w:r>
     </w:p>
     <w:p>
@@ -1478,17 +1398,12 @@
         <w:t>Берет результат первого слоя и передает в </w:t>
       </w:r>
       <w:proofErr w:type="spellStart"/>
-      <w:proofErr w:type="gramStart"/>
       <w:r>
         <w:t>forward</w:t>
       </w:r>
       <w:proofErr w:type="spellEnd"/>
       <w:r>
-        <w:t>(</w:t>
-      </w:r>
-      <w:proofErr w:type="gramEnd"/>
-      <w:r>
-        <w:t>) второго слоя, и так далее до конца списка </w:t>
+        <w:t>() второго слоя, и так далее до конца списка </w:t>
       </w:r>
       <w:proofErr w:type="spellStart"/>
       <w:r>
@@ -1530,7 +1445,6 @@
         <w:ind w:left="1068"/>
       </w:pPr>
       <w:proofErr w:type="spellStart"/>
-      <w:proofErr w:type="gramStart"/>
       <w:r>
         <w:t>train</w:t>
       </w:r>
@@ -1539,7 +1453,6 @@
         <w:t>(</w:t>
       </w:r>
       <w:proofErr w:type="spellStart"/>
-      <w:proofErr w:type="gramEnd"/>
       <w:r>
         <w:t>dataSample</w:t>
       </w:r>
@@ -1570,15 +1483,7 @@
         <w:ind w:left="1788"/>
       </w:pPr>
       <w:r>
-        <w:t>Прямой проход</w:t>
-      </w:r>
-      <w:proofErr w:type="gramStart"/>
-      <w:r>
-        <w:t>: Вызывает</w:t>
-      </w:r>
-      <w:proofErr w:type="gramEnd"/>
-      <w:r>
-        <w:t> </w:t>
+        <w:t>Прямой проход: Вызывает </w:t>
       </w:r>
       <w:proofErr w:type="spellStart"/>
       <w:r>
@@ -1611,15 +1516,7 @@
         <w:ind w:left="1788"/>
       </w:pPr>
       <w:r>
-        <w:t>Вычисление ошибки</w:t>
-      </w:r>
-      <w:proofErr w:type="gramStart"/>
-      <w:r>
-        <w:t>: Вызывает</w:t>
-      </w:r>
-      <w:proofErr w:type="gramEnd"/>
-      <w:r>
-        <w:t> </w:t>
+        <w:t>Вычисление ошибки: Вызывает </w:t>
       </w:r>
       <w:proofErr w:type="spellStart"/>
       <w:r>
@@ -1660,15 +1557,7 @@
         <w:ind w:left="1788"/>
       </w:pPr>
       <w:r>
-        <w:t>Вычисление начального градиента</w:t>
-      </w:r>
-      <w:proofErr w:type="gramStart"/>
-      <w:r>
-        <w:t>: Вызывает</w:t>
-      </w:r>
-      <w:proofErr w:type="gramEnd"/>
-      <w:r>
-        <w:t> </w:t>
+        <w:t>Вычисление начального градиента: Вызывает </w:t>
       </w:r>
       <w:proofErr w:type="spellStart"/>
       <w:r>
@@ -1712,17 +1601,12 @@
         <w:t>Обратный проход: Запускает цепочку вызовов </w:t>
       </w:r>
       <w:proofErr w:type="spellStart"/>
-      <w:proofErr w:type="gramStart"/>
       <w:r>
         <w:t>backward</w:t>
       </w:r>
       <w:proofErr w:type="spellEnd"/>
       <w:r>
-        <w:t>(</w:t>
-      </w:r>
-      <w:proofErr w:type="gramEnd"/>
-      <w:r>
-        <w:t>), начиная с последнего слоя и двигаясь к первому, передавая вектор ошибки от слоя к слою.</w:t>
+        <w:t>(), начиная с последнего слоя и двигаясь к первому, передавая вектор ошибки от слоя к слою.</w:t>
       </w:r>
     </w:p>
     <w:p>
@@ -1742,12 +1626,10 @@
         <w:t>Оптимизация: Вызывает </w:t>
       </w:r>
       <w:proofErr w:type="spellStart"/>
-      <w:proofErr w:type="gramStart"/>
       <w:r>
         <w:t>optimizer.update</w:t>
       </w:r>
       <w:proofErr w:type="spellEnd"/>
-      <w:proofErr w:type="gramEnd"/>
       <w:r>
         <w:t>(</w:t>
       </w:r>
@@ -1777,7 +1659,6 @@
         </w:rPr>
       </w:pPr>
       <w:proofErr w:type="spellStart"/>
-      <w:proofErr w:type="gramStart"/>
       <w:r>
         <w:rPr>
           <w:color w:val="FF0000"/>
@@ -1789,14 +1670,7 @@
         <w:rPr>
           <w:color w:val="FF0000"/>
         </w:rPr>
-        <w:t>(</w:t>
-      </w:r>
-      <w:proofErr w:type="gramEnd"/>
-      <w:r>
-        <w:rPr>
-          <w:color w:val="FF0000"/>
-        </w:rPr>
-        <w:t>): Подготавливает сеть к работе. Проверяет, согласованы ли размеры слоев (выход одного совпадает с входом другого), инициализирует веса и т.д.</w:t>
+        <w:t>(): Подготавливает сеть к работе. Проверяет, согласованы ли размеры слоев (выход одного совпадает с входом другого), инициализирует веса и т.д.</w:t>
       </w:r>
     </w:p>
     <w:p>
@@ -1880,15 +1754,7 @@
         <w:shd w:val="clear" w:color="auto" w:fill="FFFFFF" w:themeFill="background1"/>
       </w:pPr>
       <w:r>
-        <w:t>(Состояние)</w:t>
-      </w:r>
-      <w:proofErr w:type="gramStart"/>
-      <w:r>
-        <w:t>: Для</w:t>
-      </w:r>
-      <w:proofErr w:type="gramEnd"/>
-      <w:r>
-        <w:t xml:space="preserve"> некоторых оптимизаторов (</w:t>
+        <w:t>(Состояние): Для некоторых оптимизаторов (</w:t>
       </w:r>
       <w:proofErr w:type="spellStart"/>
       <w:r>
@@ -1932,15 +1798,7 @@
       </w:r>
       <w:proofErr w:type="spellEnd"/>
       <w:r>
-        <w:t>)</w:t>
-      </w:r>
-      <w:proofErr w:type="gramStart"/>
-      <w:r>
-        <w:t>: Принимает</w:t>
-      </w:r>
-      <w:proofErr w:type="gramEnd"/>
-      <w:r>
-        <w:t xml:space="preserve"> на вход список слоев сети.</w:t>
+        <w:t>): Принимает на вход список слоев сети.</w:t>
       </w:r>
     </w:p>
     <w:p>
@@ -2068,7 +1926,6 @@
         <w:shd w:val="clear" w:color="auto" w:fill="FFFFFF" w:themeFill="background1"/>
       </w:pPr>
       <w:proofErr w:type="spellStart"/>
-      <w:proofErr w:type="gramStart"/>
       <w:r>
         <w:t>compute</w:t>
       </w:r>
@@ -2077,7 +1934,6 @@
         <w:t>(</w:t>
       </w:r>
       <w:proofErr w:type="spellStart"/>
-      <w:proofErr w:type="gramEnd"/>
       <w:r>
         <w:t>predicted</w:t>
       </w:r>
@@ -2103,7 +1959,6 @@
         <w:shd w:val="clear" w:color="auto" w:fill="FFFFFF" w:themeFill="background1"/>
       </w:pPr>
       <w:proofErr w:type="spellStart"/>
-      <w:proofErr w:type="gramStart"/>
       <w:r>
         <w:t>derivative</w:t>
       </w:r>
@@ -2112,7 +1967,6 @@
         <w:t>(</w:t>
       </w:r>
       <w:proofErr w:type="spellStart"/>
-      <w:proofErr w:type="gramEnd"/>
       <w:r>
         <w:t>predicted</w:t>
       </w:r>
@@ -5617,6 +5471,7 @@
   <w:style w:type="character" w:default="1" w:styleId="a0">
     <w:name w:val="Default Paragraph Font"/>
     <w:uiPriority w:val="1"/>
+    <w:semiHidden/>
     <w:unhideWhenUsed/>
   </w:style>
   <w:style w:type="table" w:default="1" w:styleId="a1">
